--- a/episodes/The_Dark_Rise_Episode_35.docx
+++ b/episodes/The_Dark_Rise_Episode_35.docx
@@ -299,7 +299,7 @@
           <w:sz w:val="24"/>
           <w:szCs w:val="24"/>
         </w:rPr>
-        <w:t xml:space="preserve">Beneath the ak-pu roots, the boy had taken to murmuring a single soft word over his stones while he arranged them, low and rhythmic, the way a much older child might hum without noticing he was doing it, and the entity, which had shaped nearly every sound that had ever left his mouth, did not recognize the word at all.</w:t>
+        <w:t xml:space="preserve">Beneath the iroko roots, the boy had taken to murmuring a single soft word over his stones while he arranged them, low and rhythmic, the way a much older child might hum without noticing he was doing it, and the entity, which had shaped nearly every sound that had ever left his mouth, did not recognize the word at all.</w:t>
       </w:r>
     </w:p>
     <w:p>

--- a/episodes/The_Dark_Rise_Episode_35.docx
+++ b/episodes/The_Dark_Rise_Episode_35.docx
@@ -98,20 +98,7 @@
     </w:p>
     <w:p>
       <w:pPr>
-        <w:spacing w:after="0" w:line="360"/>
-      </w:pPr>
-      <w:r>
-        <w:rPr>
-          <w:rFonts w:ascii="Georgia" w:hAnsi="Georgia" w:cs="Georgia"/>
-          <w:sz w:val="24"/>
-          <w:szCs w:val="24"/>
-        </w:rPr>
-        <w:t xml:space="preserve"/>
-      </w:r>
-    </w:p>
-    <w:p>
-      <w:pPr>
-        <w:spacing w:after="60" w:line="360"/>
+        <w:spacing w:after="60" w:line="360" w:before="480"/>
         <w:ind w:firstLine="360"/>
       </w:pPr>
       <w:r>
@@ -139,20 +126,7 @@
     </w:p>
     <w:p>
       <w:pPr>
-        <w:spacing w:after="0" w:line="360"/>
-      </w:pPr>
-      <w:r>
-        <w:rPr>
-          <w:rFonts w:ascii="Georgia" w:hAnsi="Georgia" w:cs="Georgia"/>
-          <w:sz w:val="24"/>
-          <w:szCs w:val="24"/>
-        </w:rPr>
-        <w:t xml:space="preserve"/>
-      </w:r>
-    </w:p>
-    <w:p>
-      <w:pPr>
-        <w:spacing w:after="60" w:line="360"/>
+        <w:spacing w:after="60" w:line="360" w:before="480"/>
         <w:ind w:firstLine="360"/>
       </w:pPr>
       <w:r>
@@ -180,20 +154,7 @@
     </w:p>
     <w:p>
       <w:pPr>
-        <w:spacing w:after="0" w:line="360"/>
-      </w:pPr>
-      <w:r>
-        <w:rPr>
-          <w:rFonts w:ascii="Georgia" w:hAnsi="Georgia" w:cs="Georgia"/>
-          <w:sz w:val="24"/>
-          <w:szCs w:val="24"/>
-        </w:rPr>
-        <w:t xml:space="preserve"/>
-      </w:r>
-    </w:p>
-    <w:p>
-      <w:pPr>
-        <w:spacing w:after="60" w:line="360"/>
+        <w:spacing w:after="60" w:line="360" w:before="480"/>
         <w:ind w:firstLine="360"/>
       </w:pPr>
       <w:r>
@@ -277,20 +238,7 @@
     </w:p>
     <w:p>
       <w:pPr>
-        <w:spacing w:after="0" w:line="360"/>
-      </w:pPr>
-      <w:r>
-        <w:rPr>
-          <w:rFonts w:ascii="Georgia" w:hAnsi="Georgia" w:cs="Georgia"/>
-          <w:sz w:val="24"/>
-          <w:szCs w:val="24"/>
-        </w:rPr>
-        <w:t xml:space="preserve"/>
-      </w:r>
-    </w:p>
-    <w:p>
-      <w:pPr>
-        <w:spacing w:after="60" w:line="360"/>
+        <w:spacing w:after="60" w:line="360" w:before="480"/>
         <w:ind w:firstLine="360"/>
       </w:pPr>
       <w:r>
@@ -318,20 +266,7 @@
     </w:p>
     <w:p>
       <w:pPr>
-        <w:spacing w:after="0" w:line="360"/>
-      </w:pPr>
-      <w:r>
-        <w:rPr>
-          <w:rFonts w:ascii="Georgia" w:hAnsi="Georgia" w:cs="Georgia"/>
-          <w:sz w:val="24"/>
-          <w:szCs w:val="24"/>
-        </w:rPr>
-        <w:t xml:space="preserve"/>
-      </w:r>
-    </w:p>
-    <w:p>
-      <w:pPr>
-        <w:spacing w:after="60" w:line="360"/>
+        <w:spacing w:after="60" w:line="360" w:before="480"/>
         <w:ind w:firstLine="360"/>
       </w:pPr>
       <w:r>
@@ -373,20 +308,7 @@
     </w:p>
     <w:p>
       <w:pPr>
-        <w:spacing w:after="0" w:line="360"/>
-      </w:pPr>
-      <w:r>
-        <w:rPr>
-          <w:rFonts w:ascii="Georgia" w:hAnsi="Georgia" w:cs="Georgia"/>
-          <w:sz w:val="24"/>
-          <w:szCs w:val="24"/>
-        </w:rPr>
-        <w:t xml:space="preserve"/>
-      </w:r>
-    </w:p>
-    <w:p>
-      <w:pPr>
-        <w:spacing w:after="60" w:line="360"/>
+        <w:spacing w:after="60" w:line="360" w:before="480"/>
         <w:ind w:firstLine="360"/>
       </w:pPr>
       <w:r>
@@ -414,29 +336,32 @@
     </w:p>
     <w:p>
       <w:pPr>
-        <w:spacing w:after="0" w:line="360"/>
-      </w:pPr>
-      <w:r>
-        <w:rPr>
-          <w:rFonts w:ascii="Georgia" w:hAnsi="Georgia" w:cs="Georgia"/>
-          <w:sz w:val="24"/>
-          <w:szCs w:val="24"/>
-        </w:rPr>
-        <w:t xml:space="preserve"/>
-      </w:r>
-    </w:p>
-    <w:p>
-      <w:pPr>
-        <w:spacing w:after="60" w:line="360"/>
-        <w:ind w:firstLine="360"/>
-      </w:pPr>
-      <w:r>
-        <w:rPr>
-          <w:rFonts w:ascii="Georgia" w:hAnsi="Georgia" w:cs="Georgia"/>
-          <w:sz w:val="24"/>
-          <w:szCs w:val="24"/>
-        </w:rPr>
-        <w:t xml:space="preserve">VESSEL: FIRST VERBAL PATTERN NOT TRACEABLE TO ANY TAUGHT SOURCE. ORIGIN UNKNOWN. RECURRENCE UNPROMPTED, THREE SEPARATE INSTANCES WITHIN ONE NIGHT.</w:t>
+        <w:spacing w:after="60" w:line="360" w:before="480"/>
+        <w:ind w:firstLine="360"/>
+      </w:pPr>
+      <w:r>
+        <w:rPr>
+          <w:rFonts w:ascii="Georgia" w:hAnsi="Georgia" w:cs="Georgia"/>
+          <w:sz w:val="24"/>
+          <w:szCs w:val="24"/>
+        </w:rPr>
+        <w:t xml:space="preserve">Beneath everything, the ledger voice recorded what it could not explain.</w:t>
+      </w:r>
+    </w:p>
+    <w:p>
+      <w:pPr>
+        <w:spacing w:after="120" w:line="360"/>
+      </w:pPr>
+      <w:r>
+        <w:rPr>
+          <w:rFonts w:ascii="Georgia" w:hAnsi="Georgia" w:cs="Georgia"/>
+          <w:sz w:val="24"/>
+          <w:szCs w:val="24"/>
+          <w:b/>
+          <w:bCs/>
+          <w:caps/>
+        </w:rPr>
+        <w:t xml:space="preserve">Vessel: first verbal pattern not traceable to any taught source. Origin unknown. Recurrence unprompted, three separate instances within one night.</w:t>
       </w:r>
     </w:p>
     <w:p>
@@ -479,19 +404,6 @@
           <w:szCs w:val="24"/>
         </w:rPr>
         <w:t xml:space="preserve">The boy yawned, arranged his final stone, and let the word trail off into sleep the way he let everything trail off into sleep lately, unaware that the sound leaving his own mouth had just done something no single word he had spoken before it ever managed. It had made the thing that raised him afraid.</w:t>
-      </w:r>
-    </w:p>
-    <w:p>
-      <w:pPr>
-        <w:spacing w:after="0" w:line="360"/>
-      </w:pPr>
-      <w:r>
-        <w:rPr>
-          <w:rFonts w:ascii="Georgia" w:hAnsi="Georgia" w:cs="Georgia"/>
-          <w:sz w:val="24"/>
-          <w:szCs w:val="24"/>
-        </w:rPr>
-        <w:t xml:space="preserve"/>
       </w:r>
     </w:p>
     <w:sectPr>
